--- a/hackathon/Agent科研工具/2_idea2paper任务.docx
+++ b/hackathon/Agent科研工具/2_idea2paper任务.docx
@@ -86,18 +86,20 @@
       <w:r>
         <w:t xml:space="preserve"> 1 </w:t>
       </w:r>
+      <w:proofErr w:type="spellStart"/>
       <w:r>
         <w:t>次完整试用：从输入一个研究</w:t>
       </w:r>
-      <w:r>
-        <w:t xml:space="preserve"> idea</w:t>
-      </w:r>
-      <w:r>
-        <w:t>，</w:t>
+      <w:proofErr w:type="spellEnd"/>
+      <w:r>
+        <w:t xml:space="preserve"> </w:t>
       </w:r>
       <w:proofErr w:type="spellStart"/>
       <w:r>
-        <w:t>到生成</w:t>
+        <w:t>idea</w:t>
+      </w:r>
+      <w:r>
+        <w:t>，到生成</w:t>
       </w:r>
       <w:proofErr w:type="spellEnd"/>
       <w:r>
